--- a/Наладчик контрольно-измерительных приборов и автоматики/профессиональной переподготовки 14919 Наладчик контрольно-измерительных приборов и автоматики/Лекции ОП.02. Техническое черчение.docx
+++ b/Наладчик контрольно-измерительных приборов и автоматики/профессиональной переподготовки 14919 Наладчик контрольно-измерительных приборов и автоматики/Лекции ОП.02. Техническое черчение.docx
@@ -252,6 +252,927 @@
           <w:sz w:val="28"/>
         </w:rPr>
         <w:t>Наладчик КИПиА использует ФСА для определения общего состава приборов и систем автоматизации, подлежащих наладке, а также для понимания логики работы каждого контура управления. По ФСА наладчик составляет программу наладочных работ, определяет последовательность настройки приборов и систем регулирования, планирует потребность в средствах измерений и испытательном оборудовании.</w:t>
+      </w:r>
+    </w:p>
+    <w:p>
+      <w:r>
+        <w:rPr>
+          <w:b/>
+          <w:sz w:val="22"/>
+        </w:rPr>
+        <w:t>Таблица 1. Виды чертежей по ГОСТ 2.102-2013</w:t>
+      </w:r>
+    </w:p>
+    <w:tbl>
+      <w:tblPr>
+        <w:tblStyle w:val="TableGrid"/>
+        <w:tblW w:type="auto" w:w="0"/>
+        <w:jc w:val="center"/>
+        <w:tblLook w:firstColumn="1" w:firstRow="1" w:lastColumn="0" w:lastRow="0" w:noHBand="0" w:noVBand="1" w:val="04A0"/>
+      </w:tblPr>
+      <w:tblGrid>
+        <w:gridCol w:w="2339"/>
+        <w:gridCol w:w="2339"/>
+        <w:gridCol w:w="2339"/>
+        <w:gridCol w:w="2339"/>
+      </w:tblGrid>
+      <w:tr>
+        <w:tc>
+          <w:tcPr>
+            <w:tcW w:type="dxa" w:w="2339"/>
+            <w:shd w:fill="1a5276" w:val="clear"/>
+          </w:tcPr>
+          <w:p>
+            <w:pPr>
+              <w:jc w:val="center"/>
+            </w:pPr>
+            <w:r/>
+            <w:r>
+              <w:rPr>
+                <w:b/>
+                <w:color w:val="FFFFFF"/>
+                <w:sz w:val="18"/>
+              </w:rPr>
+              <w:t>Вид чертежа</w:t>
+            </w:r>
+          </w:p>
+        </w:tc>
+        <w:tc>
+          <w:tcPr>
+            <w:tcW w:type="dxa" w:w="2339"/>
+            <w:shd w:fill="1a5276" w:val="clear"/>
+          </w:tcPr>
+          <w:p>
+            <w:pPr>
+              <w:jc w:val="center"/>
+            </w:pPr>
+            <w:r/>
+            <w:r>
+              <w:rPr>
+                <w:b/>
+                <w:color w:val="FFFFFF"/>
+                <w:sz w:val="18"/>
+              </w:rPr>
+              <w:t>Обозначение</w:t>
+            </w:r>
+          </w:p>
+        </w:tc>
+        <w:tc>
+          <w:tcPr>
+            <w:tcW w:type="dxa" w:w="2339"/>
+            <w:shd w:fill="1a5276" w:val="clear"/>
+          </w:tcPr>
+          <w:p>
+            <w:pPr>
+              <w:jc w:val="center"/>
+            </w:pPr>
+            <w:r/>
+            <w:r>
+              <w:rPr>
+                <w:b/>
+                <w:color w:val="FFFFFF"/>
+                <w:sz w:val="18"/>
+              </w:rPr>
+              <w:t>Содержание</w:t>
+            </w:r>
+          </w:p>
+        </w:tc>
+        <w:tc>
+          <w:tcPr>
+            <w:tcW w:type="dxa" w:w="2339"/>
+            <w:shd w:fill="1a5276" w:val="clear"/>
+          </w:tcPr>
+          <w:p>
+            <w:pPr>
+              <w:jc w:val="center"/>
+            </w:pPr>
+            <w:r/>
+            <w:r>
+              <w:rPr>
+                <w:b/>
+                <w:color w:val="FFFFFF"/>
+                <w:sz w:val="18"/>
+              </w:rPr>
+              <w:t>Масштаб</w:t>
+            </w:r>
+          </w:p>
+        </w:tc>
+      </w:tr>
+      <w:tr>
+        <w:tc>
+          <w:tcPr>
+            <w:tcW w:type="dxa" w:w="2339"/>
+          </w:tcPr>
+          <w:p>
+            <w:r/>
+            <w:r>
+              <w:rPr>
+                <w:sz w:val="18"/>
+              </w:rPr>
+              <w:t>Чертёж детали</w:t>
+            </w:r>
+          </w:p>
+        </w:tc>
+        <w:tc>
+          <w:tcPr>
+            <w:tcW w:type="dxa" w:w="2339"/>
+          </w:tcPr>
+          <w:p>
+            <w:r/>
+            <w:r>
+              <w:rPr>
+                <w:sz w:val="18"/>
+              </w:rPr>
+              <w:t>—</w:t>
+            </w:r>
+          </w:p>
+        </w:tc>
+        <w:tc>
+          <w:tcPr>
+            <w:tcW w:type="dxa" w:w="2339"/>
+          </w:tcPr>
+          <w:p>
+            <w:r/>
+            <w:r>
+              <w:rPr>
+                <w:sz w:val="18"/>
+              </w:rPr>
+              <w:t>Изображение детали с размерами</w:t>
+            </w:r>
+          </w:p>
+        </w:tc>
+        <w:tc>
+          <w:tcPr>
+            <w:tcW w:type="dxa" w:w="2339"/>
+          </w:tcPr>
+          <w:p>
+            <w:r/>
+            <w:r>
+              <w:rPr>
+                <w:sz w:val="18"/>
+              </w:rPr>
+              <w:t>1:1, 2:1, 5:1</w:t>
+            </w:r>
+          </w:p>
+        </w:tc>
+      </w:tr>
+      <w:tr>
+        <w:tc>
+          <w:tcPr>
+            <w:tcW w:type="dxa" w:w="2339"/>
+            <w:shd w:fill="d4e6f1" w:val="clear"/>
+          </w:tcPr>
+          <w:p>
+            <w:r/>
+            <w:r>
+              <w:rPr>
+                <w:sz w:val="18"/>
+              </w:rPr>
+              <w:t>Сборочный чертёж</w:t>
+            </w:r>
+          </w:p>
+        </w:tc>
+        <w:tc>
+          <w:tcPr>
+            <w:tcW w:type="dxa" w:w="2339"/>
+            <w:shd w:fill="d4e6f1" w:val="clear"/>
+          </w:tcPr>
+          <w:p>
+            <w:r/>
+            <w:r>
+              <w:rPr>
+                <w:sz w:val="18"/>
+              </w:rPr>
+              <w:t>СБ</w:t>
+            </w:r>
+          </w:p>
+        </w:tc>
+        <w:tc>
+          <w:tcPr>
+            <w:tcW w:type="dxa" w:w="2339"/>
+            <w:shd w:fill="d4e6f1" w:val="clear"/>
+          </w:tcPr>
+          <w:p>
+            <w:r/>
+            <w:r>
+              <w:rPr>
+                <w:sz w:val="18"/>
+              </w:rPr>
+              <w:t>Изображение сборочной единицы</w:t>
+            </w:r>
+          </w:p>
+        </w:tc>
+        <w:tc>
+          <w:tcPr>
+            <w:tcW w:type="dxa" w:w="2339"/>
+            <w:shd w:fill="d4e6f1" w:val="clear"/>
+          </w:tcPr>
+          <w:p>
+            <w:r/>
+            <w:r>
+              <w:rPr>
+                <w:sz w:val="18"/>
+              </w:rPr>
+              <w:t>1:1, 1:2</w:t>
+            </w:r>
+          </w:p>
+        </w:tc>
+      </w:tr>
+      <w:tr>
+        <w:tc>
+          <w:tcPr>
+            <w:tcW w:type="dxa" w:w="2339"/>
+          </w:tcPr>
+          <w:p>
+            <w:r/>
+            <w:r>
+              <w:rPr>
+                <w:sz w:val="18"/>
+              </w:rPr>
+              <w:t>Габаритный чертёж</w:t>
+            </w:r>
+          </w:p>
+        </w:tc>
+        <w:tc>
+          <w:tcPr>
+            <w:tcW w:type="dxa" w:w="2339"/>
+          </w:tcPr>
+          <w:p>
+            <w:r/>
+            <w:r>
+              <w:rPr>
+                <w:sz w:val="18"/>
+              </w:rPr>
+              <w:t>ГБ</w:t>
+            </w:r>
+          </w:p>
+        </w:tc>
+        <w:tc>
+          <w:tcPr>
+            <w:tcW w:type="dxa" w:w="2339"/>
+          </w:tcPr>
+          <w:p>
+            <w:r/>
+            <w:r>
+              <w:rPr>
+                <w:sz w:val="18"/>
+              </w:rPr>
+              <w:t>Внешние контуры и размеры</w:t>
+            </w:r>
+          </w:p>
+        </w:tc>
+        <w:tc>
+          <w:tcPr>
+            <w:tcW w:type="dxa" w:w="2339"/>
+          </w:tcPr>
+          <w:p>
+            <w:r/>
+            <w:r>
+              <w:rPr>
+                <w:sz w:val="18"/>
+              </w:rPr>
+              <w:t>1:5, 1:10</w:t>
+            </w:r>
+          </w:p>
+        </w:tc>
+      </w:tr>
+      <w:tr>
+        <w:tc>
+          <w:tcPr>
+            <w:tcW w:type="dxa" w:w="2339"/>
+            <w:shd w:fill="d4e6f1" w:val="clear"/>
+          </w:tcPr>
+          <w:p>
+            <w:r/>
+            <w:r>
+              <w:rPr>
+                <w:sz w:val="18"/>
+              </w:rPr>
+              <w:t>Монтажный чертёж</w:t>
+            </w:r>
+          </w:p>
+        </w:tc>
+        <w:tc>
+          <w:tcPr>
+            <w:tcW w:type="dxa" w:w="2339"/>
+            <w:shd w:fill="d4e6f1" w:val="clear"/>
+          </w:tcPr>
+          <w:p>
+            <w:r/>
+            <w:r>
+              <w:rPr>
+                <w:sz w:val="18"/>
+              </w:rPr>
+              <w:t>МЧ</w:t>
+            </w:r>
+          </w:p>
+        </w:tc>
+        <w:tc>
+          <w:tcPr>
+            <w:tcW w:type="dxa" w:w="2339"/>
+            <w:shd w:fill="d4e6f1" w:val="clear"/>
+          </w:tcPr>
+          <w:p>
+            <w:r/>
+            <w:r>
+              <w:rPr>
+                <w:sz w:val="18"/>
+              </w:rPr>
+              <w:t>Установка оборудования на объекте</w:t>
+            </w:r>
+          </w:p>
+        </w:tc>
+        <w:tc>
+          <w:tcPr>
+            <w:tcW w:type="dxa" w:w="2339"/>
+            <w:shd w:fill="d4e6f1" w:val="clear"/>
+          </w:tcPr>
+          <w:p>
+            <w:r/>
+            <w:r>
+              <w:rPr>
+                <w:sz w:val="18"/>
+              </w:rPr>
+              <w:t>1:20, 1:50</w:t>
+            </w:r>
+          </w:p>
+        </w:tc>
+      </w:tr>
+      <w:tr>
+        <w:tc>
+          <w:tcPr>
+            <w:tcW w:type="dxa" w:w="2339"/>
+          </w:tcPr>
+          <w:p>
+            <w:r/>
+            <w:r>
+              <w:rPr>
+                <w:sz w:val="18"/>
+              </w:rPr>
+              <w:t>Схема принципиальная</w:t>
+            </w:r>
+          </w:p>
+        </w:tc>
+        <w:tc>
+          <w:tcPr>
+            <w:tcW w:type="dxa" w:w="2339"/>
+          </w:tcPr>
+          <w:p>
+            <w:r/>
+            <w:r>
+              <w:rPr>
+                <w:sz w:val="18"/>
+              </w:rPr>
+              <w:t>Э3/Г3</w:t>
+            </w:r>
+          </w:p>
+        </w:tc>
+        <w:tc>
+          <w:tcPr>
+            <w:tcW w:type="dxa" w:w="2339"/>
+          </w:tcPr>
+          <w:p>
+            <w:r/>
+            <w:r>
+              <w:rPr>
+                <w:sz w:val="18"/>
+              </w:rPr>
+              <w:t>Принцип работы системы</w:t>
+            </w:r>
+          </w:p>
+        </w:tc>
+        <w:tc>
+          <w:tcPr>
+            <w:tcW w:type="dxa" w:w="2339"/>
+          </w:tcPr>
+          <w:p>
+            <w:r/>
+            <w:r>
+              <w:rPr>
+                <w:sz w:val="18"/>
+              </w:rPr>
+              <w:t>Без масштаба</w:t>
+            </w:r>
+          </w:p>
+        </w:tc>
+      </w:tr>
+      <w:tr>
+        <w:tc>
+          <w:tcPr>
+            <w:tcW w:type="dxa" w:w="2339"/>
+            <w:shd w:fill="d4e6f1" w:val="clear"/>
+          </w:tcPr>
+          <w:p>
+            <w:r/>
+            <w:r>
+              <w:rPr>
+                <w:sz w:val="18"/>
+              </w:rPr>
+              <w:t>Схема соединений</w:t>
+            </w:r>
+          </w:p>
+        </w:tc>
+        <w:tc>
+          <w:tcPr>
+            <w:tcW w:type="dxa" w:w="2339"/>
+            <w:shd w:fill="d4e6f1" w:val="clear"/>
+          </w:tcPr>
+          <w:p>
+            <w:r/>
+            <w:r>
+              <w:rPr>
+                <w:sz w:val="18"/>
+              </w:rPr>
+              <w:t>Э4</w:t>
+            </w:r>
+          </w:p>
+        </w:tc>
+        <w:tc>
+          <w:tcPr>
+            <w:tcW w:type="dxa" w:w="2339"/>
+            <w:shd w:fill="d4e6f1" w:val="clear"/>
+          </w:tcPr>
+          <w:p>
+            <w:r/>
+            <w:r>
+              <w:rPr>
+                <w:sz w:val="18"/>
+              </w:rPr>
+              <w:t>Внешние подключения приборов</w:t>
+            </w:r>
+          </w:p>
+        </w:tc>
+        <w:tc>
+          <w:tcPr>
+            <w:tcW w:type="dxa" w:w="2339"/>
+            <w:shd w:fill="d4e6f1" w:val="clear"/>
+          </w:tcPr>
+          <w:p>
+            <w:r/>
+            <w:r>
+              <w:rPr>
+                <w:sz w:val="18"/>
+              </w:rPr>
+              <w:t>Без масштаба</w:t>
+            </w:r>
+          </w:p>
+        </w:tc>
+      </w:tr>
+    </w:tbl>
+    <w:p/>
+    <w:p>
+      <w:r>
+        <w:rPr>
+          <w:b/>
+          <w:sz w:val="22"/>
+        </w:rPr>
+        <w:t>Таблица 2. Основные условные обозначения на электрических схемах</w:t>
+      </w:r>
+    </w:p>
+    <w:tbl>
+      <w:tblPr>
+        <w:tblStyle w:val="TableGrid"/>
+        <w:tblW w:type="auto" w:w="0"/>
+        <w:jc w:val="center"/>
+        <w:tblLook w:firstColumn="1" w:firstRow="1" w:lastColumn="0" w:lastRow="0" w:noHBand="0" w:noVBand="1" w:val="04A0"/>
+      </w:tblPr>
+      <w:tblGrid>
+        <w:gridCol w:w="2339"/>
+        <w:gridCol w:w="2339"/>
+        <w:gridCol w:w="2339"/>
+        <w:gridCol w:w="2339"/>
+      </w:tblGrid>
+      <w:tr>
+        <w:tc>
+          <w:tcPr>
+            <w:tcW w:type="dxa" w:w="2339"/>
+            <w:shd w:fill="1a5276" w:val="clear"/>
+          </w:tcPr>
+          <w:p>
+            <w:pPr>
+              <w:jc w:val="center"/>
+            </w:pPr>
+            <w:r/>
+            <w:r>
+              <w:rPr>
+                <w:b/>
+                <w:color w:val="FFFFFF"/>
+                <w:sz w:val="18"/>
+              </w:rPr>
+              <w:t>Обозначение</w:t>
+            </w:r>
+          </w:p>
+        </w:tc>
+        <w:tc>
+          <w:tcPr>
+            <w:tcW w:type="dxa" w:w="2339"/>
+            <w:shd w:fill="1a5276" w:val="clear"/>
+          </w:tcPr>
+          <w:p>
+            <w:pPr>
+              <w:jc w:val="center"/>
+            </w:pPr>
+            <w:r/>
+            <w:r>
+              <w:rPr>
+                <w:b/>
+                <w:color w:val="FFFFFF"/>
+                <w:sz w:val="18"/>
+              </w:rPr>
+              <w:t>Наименование</w:t>
+            </w:r>
+          </w:p>
+        </w:tc>
+        <w:tc>
+          <w:tcPr>
+            <w:tcW w:type="dxa" w:w="2339"/>
+            <w:shd w:fill="1a5276" w:val="clear"/>
+          </w:tcPr>
+          <w:p>
+            <w:pPr>
+              <w:jc w:val="center"/>
+            </w:pPr>
+            <w:r/>
+            <w:r>
+              <w:rPr>
+                <w:b/>
+                <w:color w:val="FFFFFF"/>
+                <w:sz w:val="18"/>
+              </w:rPr>
+              <w:t>ГОСТ</w:t>
+            </w:r>
+          </w:p>
+        </w:tc>
+        <w:tc>
+          <w:tcPr>
+            <w:tcW w:type="dxa" w:w="2339"/>
+            <w:shd w:fill="1a5276" w:val="clear"/>
+          </w:tcPr>
+          <w:p>
+            <w:pPr>
+              <w:jc w:val="center"/>
+            </w:pPr>
+            <w:r/>
+            <w:r>
+              <w:rPr>
+                <w:b/>
+                <w:color w:val="FFFFFF"/>
+                <w:sz w:val="18"/>
+              </w:rPr>
+              <w:t>Применение</w:t>
+            </w:r>
+          </w:p>
+        </w:tc>
+      </w:tr>
+      <w:tr>
+        <w:tc>
+          <w:tcPr>
+            <w:tcW w:type="dxa" w:w="2339"/>
+          </w:tcPr>
+          <w:p>
+            <w:r/>
+            <w:r>
+              <w:rPr>
+                <w:sz w:val="18"/>
+              </w:rPr>
+              <w:t>—| |—</w:t>
+            </w:r>
+          </w:p>
+        </w:tc>
+        <w:tc>
+          <w:tcPr>
+            <w:tcW w:type="dxa" w:w="2339"/>
+          </w:tcPr>
+          <w:p>
+            <w:r/>
+            <w:r>
+              <w:rPr>
+                <w:sz w:val="18"/>
+              </w:rPr>
+              <w:t>Контакт замыкающий</w:t>
+            </w:r>
+          </w:p>
+        </w:tc>
+        <w:tc>
+          <w:tcPr>
+            <w:tcW w:type="dxa" w:w="2339"/>
+          </w:tcPr>
+          <w:p>
+            <w:r/>
+            <w:r>
+              <w:rPr>
+                <w:sz w:val="18"/>
+              </w:rPr>
+              <w:t>ГОСТ 2.755-87</w:t>
+            </w:r>
+          </w:p>
+        </w:tc>
+        <w:tc>
+          <w:tcPr>
+            <w:tcW w:type="dxa" w:w="2339"/>
+          </w:tcPr>
+          <w:p>
+            <w:r/>
+            <w:r>
+              <w:rPr>
+                <w:sz w:val="18"/>
+              </w:rPr>
+              <w:t>Реле, контакторы</w:t>
+            </w:r>
+          </w:p>
+        </w:tc>
+      </w:tr>
+      <w:tr>
+        <w:tc>
+          <w:tcPr>
+            <w:tcW w:type="dxa" w:w="2339"/>
+            <w:shd w:fill="d4e6f1" w:val="clear"/>
+          </w:tcPr>
+          <w:p>
+            <w:r/>
+            <w:r>
+              <w:rPr>
+                <w:sz w:val="18"/>
+              </w:rPr>
+              <w:t>—|/|—</w:t>
+            </w:r>
+          </w:p>
+        </w:tc>
+        <w:tc>
+          <w:tcPr>
+            <w:tcW w:type="dxa" w:w="2339"/>
+            <w:shd w:fill="d4e6f1" w:val="clear"/>
+          </w:tcPr>
+          <w:p>
+            <w:r/>
+            <w:r>
+              <w:rPr>
+                <w:sz w:val="18"/>
+              </w:rPr>
+              <w:t>Контакт размыкающий</w:t>
+            </w:r>
+          </w:p>
+        </w:tc>
+        <w:tc>
+          <w:tcPr>
+            <w:tcW w:type="dxa" w:w="2339"/>
+            <w:shd w:fill="d4e6f1" w:val="clear"/>
+          </w:tcPr>
+          <w:p>
+            <w:r/>
+            <w:r>
+              <w:rPr>
+                <w:sz w:val="18"/>
+              </w:rPr>
+              <w:t>ГОСТ 2.755-87</w:t>
+            </w:r>
+          </w:p>
+        </w:tc>
+        <w:tc>
+          <w:tcPr>
+            <w:tcW w:type="dxa" w:w="2339"/>
+            <w:shd w:fill="d4e6f1" w:val="clear"/>
+          </w:tcPr>
+          <w:p>
+            <w:r/>
+            <w:r>
+              <w:rPr>
+                <w:sz w:val="18"/>
+              </w:rPr>
+              <w:t>Реле, кнопки</w:t>
+            </w:r>
+          </w:p>
+        </w:tc>
+      </w:tr>
+      <w:tr>
+        <w:tc>
+          <w:tcPr>
+            <w:tcW w:type="dxa" w:w="2339"/>
+          </w:tcPr>
+          <w:p>
+            <w:r/>
+            <w:r>
+              <w:rPr>
+                <w:sz w:val="18"/>
+              </w:rPr>
+              <w:t>—(  )—</w:t>
+            </w:r>
+          </w:p>
+        </w:tc>
+        <w:tc>
+          <w:tcPr>
+            <w:tcW w:type="dxa" w:w="2339"/>
+          </w:tcPr>
+          <w:p>
+            <w:r/>
+            <w:r>
+              <w:rPr>
+                <w:sz w:val="18"/>
+              </w:rPr>
+              <w:t>Обмотка реле</w:t>
+            </w:r>
+          </w:p>
+        </w:tc>
+        <w:tc>
+          <w:tcPr>
+            <w:tcW w:type="dxa" w:w="2339"/>
+          </w:tcPr>
+          <w:p>
+            <w:r/>
+            <w:r>
+              <w:rPr>
+                <w:sz w:val="18"/>
+              </w:rPr>
+              <w:t>ГОСТ 2.755-87</w:t>
+            </w:r>
+          </w:p>
+        </w:tc>
+        <w:tc>
+          <w:tcPr>
+            <w:tcW w:type="dxa" w:w="2339"/>
+          </w:tcPr>
+          <w:p>
+            <w:r/>
+            <w:r>
+              <w:rPr>
+                <w:sz w:val="18"/>
+              </w:rPr>
+              <w:t>Реле, контакторы</w:t>
+            </w:r>
+          </w:p>
+        </w:tc>
+      </w:tr>
+      <w:tr>
+        <w:tc>
+          <w:tcPr>
+            <w:tcW w:type="dxa" w:w="2339"/>
+            <w:shd w:fill="d4e6f1" w:val="clear"/>
+          </w:tcPr>
+          <w:p>
+            <w:r/>
+            <w:r>
+              <w:rPr>
+                <w:sz w:val="18"/>
+              </w:rPr>
+              <w:t>—[ ]—</w:t>
+            </w:r>
+          </w:p>
+        </w:tc>
+        <w:tc>
+          <w:tcPr>
+            <w:tcW w:type="dxa" w:w="2339"/>
+            <w:shd w:fill="d4e6f1" w:val="clear"/>
+          </w:tcPr>
+          <w:p>
+            <w:r/>
+            <w:r>
+              <w:rPr>
+                <w:sz w:val="18"/>
+              </w:rPr>
+              <w:t>Резистор</w:t>
+            </w:r>
+          </w:p>
+        </w:tc>
+        <w:tc>
+          <w:tcPr>
+            <w:tcW w:type="dxa" w:w="2339"/>
+            <w:shd w:fill="d4e6f1" w:val="clear"/>
+          </w:tcPr>
+          <w:p>
+            <w:r/>
+            <w:r>
+              <w:rPr>
+                <w:sz w:val="18"/>
+              </w:rPr>
+              <w:t>ГОСТ 2.728-74</w:t>
+            </w:r>
+          </w:p>
+        </w:tc>
+        <w:tc>
+          <w:tcPr>
+            <w:tcW w:type="dxa" w:w="2339"/>
+            <w:shd w:fill="d4e6f1" w:val="clear"/>
+          </w:tcPr>
+          <w:p>
+            <w:r/>
+            <w:r>
+              <w:rPr>
+                <w:sz w:val="18"/>
+              </w:rPr>
+              <w:t>Цепи управления</w:t>
+            </w:r>
+          </w:p>
+        </w:tc>
+      </w:tr>
+      <w:tr>
+        <w:tc>
+          <w:tcPr>
+            <w:tcW w:type="dxa" w:w="2339"/>
+          </w:tcPr>
+          <w:p>
+            <w:r/>
+            <w:r>
+              <w:rPr>
+                <w:sz w:val="18"/>
+              </w:rPr>
+              <w:t>—||—</w:t>
+            </w:r>
+          </w:p>
+        </w:tc>
+        <w:tc>
+          <w:tcPr>
+            <w:tcW w:type="dxa" w:w="2339"/>
+          </w:tcPr>
+          <w:p>
+            <w:r/>
+            <w:r>
+              <w:rPr>
+                <w:sz w:val="18"/>
+              </w:rPr>
+              <w:t>Конденсатор</w:t>
+            </w:r>
+          </w:p>
+        </w:tc>
+        <w:tc>
+          <w:tcPr>
+            <w:tcW w:type="dxa" w:w="2339"/>
+          </w:tcPr>
+          <w:p>
+            <w:r/>
+            <w:r>
+              <w:rPr>
+                <w:sz w:val="18"/>
+              </w:rPr>
+              <w:t>ГОСТ 2.728-74</w:t>
+            </w:r>
+          </w:p>
+        </w:tc>
+        <w:tc>
+          <w:tcPr>
+            <w:tcW w:type="dxa" w:w="2339"/>
+          </w:tcPr>
+          <w:p>
+            <w:r/>
+            <w:r>
+              <w:rPr>
+                <w:sz w:val="18"/>
+              </w:rPr>
+              <w:t>Фильтры, таймеры</w:t>
+            </w:r>
+          </w:p>
+        </w:tc>
+      </w:tr>
+    </w:tbl>
+    <w:p/>
+    <w:p>
+      <w:pPr>
+        <w:jc w:val="center"/>
+      </w:pPr>
+      <w:r>
+        <w:rPr>
+          <w:b/>
+          <w:sz w:val="20"/>
+        </w:rPr>
+        <w:t>Рисунок 1. Типы чертежей в практике наладчика КИПиА</w:t>
+      </w:r>
+    </w:p>
+    <w:p>
+      <w:pPr>
+        <w:jc w:val="center"/>
+      </w:pPr>
+      <w:r>
+        <w:drawing>
+          <wp:inline xmlns:a="http://schemas.openxmlformats.org/drawingml/2006/main" xmlns:pic="http://schemas.openxmlformats.org/drawingml/2006/picture">
+            <wp:extent cx="5029200" cy="3246193"/>
+            <wp:docPr id="1" name="Picture 1"/>
+            <wp:cNvGraphicFramePr>
+              <a:graphicFrameLocks noChangeAspect="1"/>
+            </wp:cNvGraphicFramePr>
+            <a:graphic>
+              <a:graphicData uri="http://schemas.openxmlformats.org/drawingml/2006/picture">
+                <pic:pic>
+                  <pic:nvPicPr>
+                    <pic:cNvPr id="0" name="pp_op02.png"/>
+                    <pic:cNvPicPr/>
+                  </pic:nvPicPr>
+                  <pic:blipFill>
+                    <a:blip r:embed="rId9"/>
+                    <a:stretch>
+                      <a:fillRect/>
+                    </a:stretch>
+                  </pic:blipFill>
+                  <pic:spPr>
+                    <a:xfrm>
+                      <a:off x="0" y="0"/>
+                      <a:ext cx="5029200" cy="3246193"/>
+                    </a:xfrm>
+                    <a:prstGeom prst="rect"/>
+                  </pic:spPr>
+                </pic:pic>
+              </a:graphicData>
+            </a:graphic>
+          </wp:inline>
+        </w:drawing>
       </w:r>
     </w:p>
     <w:p>
